--- a/testakten/sozialrecht-schwerbehindertenverfahren-gdb-merkzeichen-muenster/02_bescheid_gdb_ablehnung.docx
+++ b/testakten/sozialrecht-schwerbehindertenverfahren-gdb-merkzeichen-muenster/02_bescheid_gdb_ablehnung.docx
@@ -5,72 +5,118 @@
     <w:p>
       <w:pPr>
         <w:pStyle w:val="Heading1"/>
+        <w:spacing w:after="160" w:line="259" w:lineRule="auto"/>
       </w:pPr>
       <w:r>
         <w:rPr>
           <w:rFonts w:ascii="Times New Roman" w:hAnsi="Times New Roman"/>
+          <w:b/>
+          <w:sz w:val="28"/>
         </w:rPr>
         <w:t>Bescheid der Stadt Münster über die Neufeststellung</w:t>
       </w:r>
     </w:p>
     <w:p>
       <w:pPr>
+        <w:spacing w:before="120" w:after="60" w:line="259" w:lineRule="auto"/>
         <w:jc w:val="left"/>
       </w:pPr>
       <w:r>
+        <w:rPr>
+          <w:rFonts w:ascii="Times New Roman" w:hAnsi="Times New Roman"/>
+          <w:b/>
+          <w:sz w:val="22"/>
+        </w:rPr>
         <w:t>Stadt Münster</w:t>
       </w:r>
     </w:p>
     <w:p>
       <w:pPr>
+        <w:spacing w:before="120" w:after="60" w:line="259" w:lineRule="auto"/>
         <w:jc w:val="left"/>
       </w:pPr>
       <w:r>
+        <w:rPr>
+          <w:rFonts w:ascii="Times New Roman" w:hAnsi="Times New Roman"/>
+          <w:b/>
+          <w:sz w:val="22"/>
+        </w:rPr>
         <w:t>Amt für Soziales und Wohnen</w:t>
       </w:r>
     </w:p>
     <w:p>
       <w:pPr>
+        <w:spacing w:before="120" w:after="60" w:line="259" w:lineRule="auto"/>
         <w:jc w:val="left"/>
       </w:pPr>
       <w:r>
+        <w:rPr>
+          <w:rFonts w:ascii="Times New Roman" w:hAnsi="Times New Roman"/>
+          <w:b/>
+          <w:sz w:val="22"/>
+        </w:rPr>
         <w:t>Sachgebiet Schwerbehindertenrecht</w:t>
       </w:r>
     </w:p>
     <w:p>
       <w:pPr>
+        <w:spacing w:before="120" w:after="60" w:line="259" w:lineRule="auto"/>
         <w:jc w:val="left"/>
       </w:pPr>
       <w:r>
+        <w:rPr>
+          <w:rFonts w:ascii="Times New Roman" w:hAnsi="Times New Roman"/>
+          <w:b/>
+          <w:sz w:val="22"/>
+        </w:rPr>
         <w:t>Hafenstraße 8, 48153 Münster</w:t>
       </w:r>
     </w:p>
     <w:p>
       <w:pPr>
+        <w:spacing w:before="120" w:after="60" w:line="259" w:lineRule="auto"/>
         <w:jc w:val="left"/>
       </w:pPr>
       <w:r>
+        <w:rPr>
+          <w:rFonts w:ascii="Times New Roman" w:hAnsi="Times New Roman"/>
+          <w:b/>
+          <w:sz w:val="22"/>
+        </w:rPr>
         <w:t>Telefon 0251 4 92-50 33</w:t>
       </w:r>
     </w:p>
     <w:p>
       <w:pPr>
+        <w:spacing w:before="120" w:after="60" w:line="259" w:lineRule="auto"/>
         <w:jc w:val="left"/>
       </w:pPr>
       <w:r>
+        <w:rPr>
+          <w:rFonts w:ascii="Times New Roman" w:hAnsi="Times New Roman"/>
+          <w:b/>
+          <w:sz w:val="22"/>
+        </w:rPr>
         <w:t>Geschäftszeichen: 50.33-SB-2021-004718 (bitte stets angeben)</w:t>
       </w:r>
     </w:p>
     <w:p>
       <w:pPr>
+        <w:spacing w:before="120" w:after="60" w:line="259" w:lineRule="auto"/>
         <w:jc w:val="left"/>
       </w:pPr>
       <w:r>
+        <w:rPr>
+          <w:rFonts w:ascii="Times New Roman" w:hAnsi="Times New Roman"/>
+          <w:b/>
+          <w:sz w:val="22"/>
+        </w:rPr>
         <w:t>Sachbearbeitung: Frau Kottrup, Zimmer 214</w:t>
       </w:r>
     </w:p>
     <w:p>
       <w:pPr>
+        <w:spacing w:line="259" w:lineRule="auto" w:after="60"/>
         <w:jc w:val="left"/>
       </w:pPr>
       <w:r>
@@ -79,6 +125,7 @@
     </w:p>
     <w:p>
       <w:pPr>
+        <w:spacing w:line="259" w:lineRule="auto" w:after="60"/>
         <w:jc w:val="left"/>
       </w:pPr>
       <w:r>
@@ -87,6 +134,7 @@
     </w:p>
     <w:p>
       <w:pPr>
+        <w:spacing w:line="259" w:lineRule="auto" w:after="60"/>
         <w:jc w:val="left"/>
       </w:pPr>
       <w:r>
@@ -95,6 +143,7 @@
     </w:p>
     <w:p>
       <w:pPr>
+        <w:spacing w:line="259" w:lineRule="auto" w:after="60"/>
         <w:jc w:val="left"/>
       </w:pPr>
       <w:r>
@@ -103,6 +152,7 @@
     </w:p>
     <w:p>
       <w:pPr>
+        <w:spacing w:line="259" w:lineRule="auto" w:after="60"/>
         <w:jc w:val="left"/>
       </w:pPr>
       <w:r>
@@ -111,6 +161,7 @@
     </w:p>
     <w:p>
       <w:pPr>
+        <w:spacing w:line="259" w:lineRule="auto" w:after="60"/>
         <w:jc w:val="left"/>
       </w:pPr>
       <w:r>
@@ -122,6 +173,7 @@
     </w:p>
     <w:p>
       <w:pPr>
+        <w:spacing w:line="259" w:lineRule="auto" w:after="60"/>
         <w:jc w:val="left"/>
       </w:pPr>
       <w:r>
@@ -130,6 +182,7 @@
     </w:p>
     <w:p>
       <w:pPr>
+        <w:spacing w:line="259" w:lineRule="auto" w:after="60"/>
         <w:jc w:val="left"/>
       </w:pPr>
       <w:r>
@@ -139,6 +192,7 @@
     <w:p>
       <w:pPr>
         <w:pStyle w:val="Heading2"/>
+        <w:spacing w:line="259" w:lineRule="auto" w:after="60"/>
       </w:pPr>
       <w:r>
         <w:rPr>
@@ -149,6 +203,7 @@
     </w:p>
     <w:p>
       <w:pPr>
+        <w:spacing w:line="259" w:lineRule="auto" w:after="60"/>
         <w:jc w:val="left"/>
       </w:pPr>
       <w:r>
@@ -157,6 +212,7 @@
     </w:p>
     <w:p>
       <w:pPr>
+        <w:spacing w:line="259" w:lineRule="auto" w:after="60"/>
         <w:jc w:val="left"/>
       </w:pPr>
       <w:r>
@@ -166,6 +222,7 @@
     <w:p>
       <w:pPr>
         <w:pStyle w:val="Heading2"/>
+        <w:spacing w:line="259" w:lineRule="auto" w:after="60"/>
       </w:pPr>
       <w:r>
         <w:rPr>
@@ -176,6 +233,7 @@
     </w:p>
     <w:p>
       <w:pPr>
+        <w:spacing w:line="259" w:lineRule="auto" w:after="60"/>
         <w:jc w:val="left"/>
       </w:pPr>
       <w:r>
@@ -185,6 +243,7 @@
     <w:p>
       <w:pPr>
         <w:pStyle w:val="ListNumber"/>
+        <w:spacing w:line="259" w:lineRule="auto" w:after="60"/>
       </w:pPr>
       <w:r>
         <w:t>Zuckerkrankheit (Diabetes mellitus) mit nervalen Beschwerden,</w:t>
@@ -193,6 +252,7 @@
     <w:p>
       <w:pPr>
         <w:pStyle w:val="ListNumber"/>
+        <w:spacing w:line="259" w:lineRule="auto" w:after="60"/>
       </w:pPr>
       <w:r>
         <w:t>Funktionsbeeinträchtigung der Wirbelsäule,</w:t>
@@ -201,6 +261,7 @@
     <w:p>
       <w:pPr>
         <w:pStyle w:val="ListNumber"/>
+        <w:spacing w:line="259" w:lineRule="auto" w:after="60"/>
       </w:pPr>
       <w:r>
         <w:t>Atemwegsbeschwerden,</w:t>
@@ -209,6 +270,7 @@
     <w:p>
       <w:pPr>
         <w:pStyle w:val="ListNumber"/>
+        <w:spacing w:line="259" w:lineRule="auto" w:after="60"/>
       </w:pPr>
       <w:r>
         <w:t>Funktionsbeeinträchtigung des rechten Kniegelenks.</w:t>
@@ -216,6 +278,7 @@
     </w:p>
     <w:p>
       <w:pPr>
+        <w:spacing w:line="259" w:lineRule="auto" w:after="60"/>
         <w:jc w:val="left"/>
       </w:pPr>
       <w:r>
@@ -224,6 +287,7 @@
     </w:p>
     <w:p>
       <w:pPr>
+        <w:spacing w:line="259" w:lineRule="auto" w:after="60"/>
         <w:jc w:val="left"/>
       </w:pPr>
       <w:r>
@@ -233,6 +297,7 @@
     <w:p>
       <w:pPr>
         <w:pStyle w:val="Heading2"/>
+        <w:spacing w:line="259" w:lineRule="auto" w:after="60"/>
       </w:pPr>
       <w:r>
         <w:rPr>
@@ -243,6 +308,7 @@
     </w:p>
     <w:p>
       <w:pPr>
+        <w:spacing w:line="259" w:lineRule="auto" w:after="60"/>
         <w:jc w:val="left"/>
       </w:pPr>
       <w:r>
@@ -251,6 +317,7 @@
     </w:p>
     <w:p>
       <w:pPr>
+        <w:spacing w:line="259" w:lineRule="auto" w:after="60"/>
         <w:jc w:val="left"/>
       </w:pPr>
       <w:r>
@@ -259,6 +326,7 @@
     </w:p>
     <w:p>
       <w:pPr>
+        <w:spacing w:line="259" w:lineRule="auto" w:after="60"/>
         <w:jc w:val="left"/>
       </w:pPr>
       <w:r>
@@ -267,6 +335,7 @@
     </w:p>
     <w:p>
       <w:pPr>
+        <w:spacing w:line="259" w:lineRule="auto" w:after="60"/>
         <w:jc w:val="left"/>
       </w:pPr>
       <w:r>
@@ -274,13 +343,58 @@
       </w:r>
     </w:p>
     <w:sectPr>
+      <w:headerReference w:type="default" r:id="rId9"/>
+      <w:footerReference w:type="default" r:id="rId10"/>
       <w:pgSz w:w="11906" w:h="16838"/>
-      <w:pgMar w:top="1417" w:right="1417" w:bottom="1417" w:left="1417" w:header="720" w:footer="720" w:gutter="0"/>
+      <w:pgMar w:top="1191" w:right="1247" w:bottom="1134" w:left="1361" w:header="720" w:footer="720" w:gutter="0"/>
       <w:cols w:space="720"/>
       <w:docGrid w:linePitch="360"/>
     </w:sectPr>
   </w:body>
 </w:document>
+</file>
+
+<file path=word/footer1.xml><?xml version="1.0" encoding="utf-8"?>
+<w:ftr xmlns:m="http://schemas.openxmlformats.org/officeDocument/2006/math" xmlns:mc="http://schemas.openxmlformats.org/markup-compatibility/2006" xmlns:mo="http://schemas.microsoft.com/office/mac/office/2008/main" xmlns:mv="urn:schemas-microsoft-com:mac:vml" xmlns:o="urn:schemas-microsoft-com:office:office" xmlns:r="http://schemas.openxmlformats.org/officeDocument/2006/relationships" xmlns:v="urn:schemas-microsoft-com:vml" xmlns:w10="urn:schemas-microsoft-com:office:word" xmlns:w14="http://schemas.microsoft.com/office/word/2010/wordml" xmlns:w="http://schemas.openxmlformats.org/wordprocessingml/2006/main" xmlns:wne="http://schemas.microsoft.com/office/word/2006/wordml" xmlns:wp14="http://schemas.microsoft.com/office/word/2010/wordprocessingDrawing" xmlns:wp="http://schemas.openxmlformats.org/drawingml/2006/wordprocessingDrawing" xmlns:wpc="http://schemas.microsoft.com/office/word/2010/wordprocessingCanvas" xmlns:wpg="http://schemas.microsoft.com/office/word/2010/wordprocessingGroup" xmlns:wpi="http://schemas.microsoft.com/office/word/2010/wordprocessingInk" xmlns:wps="http://schemas.microsoft.com/office/word/2010/wordprocessingShape" mc:Ignorable="w14 wp14">
+  <w:p>
+    <w:pPr>
+      <w:pStyle w:val="Footer"/>
+      <w:jc w:val="left"/>
+    </w:pPr>
+    <w:r/>
+    <w:r>
+      <w:rPr>
+        <w:rFonts w:ascii="Times New Roman" w:hAnsi="Times New Roman"/>
+        <w:b w:val="0"/>
+        <w:color w:val="777777"/>
+        <w:sz w:val="17"/>
+      </w:rPr>
+      <w:t>Vertraulich | Bearbeitungsstand Juli 2026 | nur zur Aktenbearbeitung</w:t>
+    </w:r>
+  </w:p>
+</w:ftr>
+</file>
+
+<file path=word/header1.xml><?xml version="1.0" encoding="utf-8"?>
+<w:hdr xmlns:m="http://schemas.openxmlformats.org/officeDocument/2006/math" xmlns:mc="http://schemas.openxmlformats.org/markup-compatibility/2006" xmlns:mo="http://schemas.microsoft.com/office/mac/office/2008/main" xmlns:mv="urn:schemas-microsoft-com:mac:vml" xmlns:o="urn:schemas-microsoft-com:office:office" xmlns:r="http://schemas.openxmlformats.org/officeDocument/2006/relationships" xmlns:v="urn:schemas-microsoft-com:vml" xmlns:w10="urn:schemas-microsoft-com:office:word" xmlns:w14="http://schemas.microsoft.com/office/word/2010/wordml" xmlns:w="http://schemas.openxmlformats.org/wordprocessingml/2006/main" xmlns:wne="http://schemas.microsoft.com/office/word/2006/wordml" xmlns:wp14="http://schemas.microsoft.com/office/word/2010/wordprocessingDrawing" xmlns:wp="http://schemas.openxmlformats.org/drawingml/2006/wordprocessingDrawing" xmlns:wpc="http://schemas.microsoft.com/office/word/2010/wordprocessingCanvas" xmlns:wpg="http://schemas.microsoft.com/office/word/2010/wordprocessingGroup" xmlns:wpi="http://schemas.microsoft.com/office/word/2010/wordprocessingInk" xmlns:wps="http://schemas.microsoft.com/office/word/2010/wordprocessingShape" mc:Ignorable="w14 wp14">
+  <w:p>
+    <w:pPr>
+      <w:pStyle w:val="Header"/>
+      <w:jc w:val="left"/>
+    </w:pPr>
+    <w:r/>
+    <w:r>
+      <w:rPr>
+        <w:rFonts w:ascii="Times New Roman" w:hAnsi="Times New Roman"/>
+        <w:b w:val="0"/>
+        <w:i w:val="0"/>
+        <w:color w:val="666666"/>
+        <w:sz w:val="17"/>
+      </w:rPr>
+      <w:t>Kanzlei Ahlers und Brinkmann | Sozialrechtliche Leistungsakte | Bearbeitungsstand Juli 2026</w:t>
+    </w:r>
+  </w:p>
+</w:hdr>
 </file>
 
 <file path=word/numbering.xml><?xml version="1.0" encoding="utf-8"?>
@@ -997,11 +1111,12 @@
       <w:contextualSpacing/>
     </w:pPr>
     <w:rPr>
-      <w:rFonts w:asciiTheme="majorHAnsi" w:eastAsiaTheme="majorEastAsia" w:hAnsiTheme="majorHAnsi" w:cstheme="majorBidi"/>
+      <w:rFonts w:asciiTheme="majorHAnsi" w:eastAsiaTheme="majorEastAsia" w:hAnsiTheme="majorHAnsi" w:cstheme="majorBidi" w:ascii="Times New Roman" w:hAnsi="Times New Roman"/>
+      <w:b/>
       <w:color w:val="17365D" w:themeColor="text2" w:themeShade="BF"/>
       <w:spacing w:val="5"/>
       <w:kern w:val="28"/>
-      <w:sz w:val="52"/>
+      <w:sz w:val="30"/>
       <w:szCs w:val="52"/>
     </w:rPr>
   </w:style>

--- a/testakten/sozialrecht-schwerbehindertenverfahren-gdb-merkzeichen-muenster/02_bescheid_gdb_ablehnung.docx
+++ b/testakten/sozialrecht-schwerbehindertenverfahren-gdb-merkzeichen-muenster/02_bescheid_gdb_ablehnung.docx
@@ -168,7 +168,7 @@
         <w:rPr>
           <w:b/>
         </w:rPr>
-        <w:t>Ihr Antrag vom 04.03.2026 auf Neufeststellung nach § 152 Abs. 1 SGB IX und auf Feststellung des Merkzeichens G</w:t>
+        <w:t>Ihr Antrag vom 04.03.2026 auf Neufeststellung nach Paragraf 152 Abs. 1 SGB IX und auf Feststellung des Merkzeichens G</w:t>
       </w:r>
     </w:p>
     <w:p>
@@ -282,7 +282,7 @@
         <w:jc w:val="left"/>
       </w:pPr>
       <w:r>
-        <w:t>Nach dem Ergebnis der versorgungsärztlichen Auswertung der eingeholten Befundberichte ist gegenüber der letzten Feststellung vom 09.11.2021 keine wesentliche Änderung der gesundheitlichen Verhältnisse eingetreten. Die einzelnen Funktionsbeeinträchtigungen sind nach den Versorgungsmedizinischen Grundsätzen (Anlage zu § 2 der Versorgungsmedizin-Verordnung) bewertet worden. Der Gesamt-GdB ist nicht durch Addition der Einzelwerte, sondern nach den Auswirkungen der Funktionsbeeinträchtigungen in ihrer Gesamtheit gebildet worden. Er beträgt weiterhin 30.</w:t>
+        <w:t>Nach dem Ergebnis der versorgungsärztlichen Auswertung der eingeholten Befundberichte ist gegenüber der letzten Feststellung vom 09.11.2021 keine wesentliche Änderung der gesundheitlichen Verhältnisse eingetreten. Die einzelnen Funktionsbeeinträchtigungen sind nach den Versorgungsmedizinischen Grundsätzen (Anlage zu Paragraf 2 der Versorgungsmedizin-Verordnung) bewertet worden. Der Gesamt-GdB ist nicht durch Addition der Einzelwerte, sondern nach den Auswirkungen der Funktionsbeeinträchtigungen in ihrer Gesamtheit gebildet worden. Er beträgt weiterhin 30.</w:t>
       </w:r>
     </w:p>
     <w:p>
